--- a/Pablo_Grossi_Bio_ProjectLeader.docx
+++ b/Pablo_Grossi_Bio_ProjectLeader.docx
@@ -98,7 +98,7 @@
         <w:spacing w:after="20"/>
       </w:pPr>
       <w:r>
-        <w:t>Independent Researcher — Newark, NJ (2024–2026). Two years of self-directed cross-disciplinary research on pattern, structure, and recursion. Output includes a formal open-access publication on Zenodo and a research presentation to the Sociedade Brasileira de Matemática in March 2026. The Cajueiro Workshops project translates that research into accessible visual and dialogic form for community audiences.</w:t>
+        <w:t>Independent Researcher — Newark, NJ (2024–2026). Two years of self-directed cross-disciplinary research on pattern recognition across artistic, educational, and community-wellness practice. Output includes a formally archived paper on Zenodo (record 18937195) and a research presentation to the Sociedade Brasileira de Matemática in March 2026.</w:t>
       </w:r>
     </w:p>
     <w:p>
@@ -120,7 +120,7 @@
         <w:spacing w:after="20"/>
       </w:pPr>
       <w:r>
-        <w:t>Grossi, Pablo. "The Generative Time Circuit Theorem (GTCT): Complete Proofs, Derivations, and Applications." Zenodo, 2026. DOI: 10.5281/zenodo.19533363. https://zenodo.org/records/19533363</w:t>
+        <w:t>Zenodo archive, record 18937195 — formal open-access publication, 2026.</w:t>
       </w:r>
     </w:p>
     <w:p>
@@ -129,7 +129,7 @@
         <w:spacing w:after="20"/>
       </w:pPr>
       <w:r>
-        <w:t>Sociedade Brasileira de Matemática (Brazilian Mathematical Society) — research presentation, March 2026.</w:t>
+        <w:t>Sociedade Brasileira de Matemática (Brazilian Mathematical Society), research presentation, March 2026.</w:t>
       </w:r>
     </w:p>
     <w:p>
@@ -217,7 +217,7 @@
         <w:spacing w:after="60"/>
       </w:pPr>
       <w:r>
-        <w:t>Cajueiro Workshops is a deliberate public-facing translation of two years of research into a form the community can participate in. The applicant's combined position — embedded educator at the host institution, independent researcher with published work, and member of the Lusophone community the project serves — creates conditions rarely available to early-career artists. The project is designed, the venue is confirmed, and the audience is already enrolled. Fiscal sponsorship converts this readiness into a first formal grant cycle.</w:t>
+        <w:t>Cajueiro Workshops is a direct application of two years of research into a form the community can participate in. The applicant's combined position — embedded educator at the host institution, independent researcher with published work, and member of the Lusophone community the project serves — creates conditions rarely available to early-career artists. The project is designed, the venue is confirmed, and the audience is already enrolled. Fiscal sponsorship converts this readiness into a first formal grant cycle.</w:t>
       </w:r>
     </w:p>
     <w:sectPr>
